--- a/系統文件/系統簡介.docx1.docx
+++ b/系統文件/系統簡介.docx1.docx
@@ -96,14 +96,7 @@
                 <w:rFonts w:ascii="標楷體" w:eastAsia="標楷體" w:hAnsi="標楷體"/>
                 <w:sz w:val="24"/>
               </w:rPr>
-              <w:t xml:space="preserve">Snap to Learn </w:t>
-            </w:r>
-            <w:r>
-              <w:rPr>
-                <w:rFonts w:ascii="標楷體" w:eastAsia="標楷體" w:hAnsi="標楷體"/>
-                <w:sz w:val="24"/>
-              </w:rPr>
-              <w:t>日語學習系統</w:t>
+              <w:t>Snap to Learn 日語學習系統</w:t>
             </w:r>
           </w:p>
         </w:tc>
@@ -195,12 +188,16 @@
     <w:p>
       <w:pPr>
         <w:spacing w:before="160" w:after="60"/>
+        <w:rPr>
+          <w:lang w:eastAsia="zh-TW"/>
+        </w:rPr>
       </w:pPr>
       <w:r>
         <w:rPr>
           <w:rFonts w:ascii="標楷體" w:eastAsia="標楷體" w:hAnsi="標楷體"/>
           <w:b/>
           <w:sz w:val="26"/>
+          <w:lang w:eastAsia="zh-TW"/>
         </w:rPr>
         <w:t>一、前言</w:t>
       </w:r>
@@ -219,39 +216,7 @@
           <w:sz w:val="24"/>
           <w:lang w:eastAsia="zh-TW"/>
         </w:rPr>
-        <w:t>近年來日本文化在台灣相當受歡迎，越來越多人想要學習日語。然而傳統的學習方式大多依賴課本和背單字，和真實生活脫節，導致學習效果有限、容易放棄。本系統以「生活即教材」為出發點，讓使用者用手機拍下生活中的日文，透過</w:t>
-      </w:r>
-      <w:r>
-        <w:rPr>
-          <w:rFonts w:ascii="標楷體" w:eastAsia="標楷體" w:hAnsi="標楷體"/>
-          <w:sz w:val="24"/>
-          <w:lang w:eastAsia="zh-TW"/>
-        </w:rPr>
-        <w:t xml:space="preserve"> AI </w:t>
-      </w:r>
-      <w:r>
-        <w:rPr>
-          <w:rFonts w:ascii="標楷體" w:eastAsia="標楷體" w:hAnsi="標楷體"/>
-          <w:sz w:val="24"/>
-          <w:lang w:eastAsia="zh-TW"/>
-        </w:rPr>
-        <w:t>即時辨識並學習相關單字；同時提供</w:t>
-      </w:r>
-      <w:r>
-        <w:rPr>
-          <w:rFonts w:ascii="標楷體" w:eastAsia="標楷體" w:hAnsi="標楷體"/>
-          <w:sz w:val="24"/>
-          <w:lang w:eastAsia="zh-TW"/>
-        </w:rPr>
-        <w:t xml:space="preserve"> AI </w:t>
-      </w:r>
-      <w:r>
-        <w:rPr>
-          <w:rFonts w:ascii="標楷體" w:eastAsia="標楷體" w:hAnsi="標楷體"/>
-          <w:sz w:val="24"/>
-          <w:lang w:eastAsia="zh-TW"/>
-        </w:rPr>
-        <w:t>情境對話練習，幫助使用者在沒有壓力的環境下練習開口說日文。</w:t>
+        <w:t>近年來日本文化在台灣相當受歡迎，越來越多人想要學習日語。然而傳統的學習方式大多依賴課本和背單字，和真實生活脫節，導致學習效果有限、容易放棄。本系統以「生活即教材」為出發點，讓使用者用手機拍下生活中的日文，透過 AI 即時辨識並學習相關單字；同時提供 AI 情境對話練習，幫助使用者在沒有壓力的環境下練習日文。</w:t>
       </w:r>
     </w:p>
     <w:p>
@@ -276,6 +241,7 @@
         <w:spacing w:before="40" w:after="40" w:line="400" w:lineRule="exact"/>
         <w:ind w:left="340" w:hanging="340"/>
         <w:rPr>
+          <w:rFonts w:hint="eastAsia"/>
           <w:lang w:eastAsia="zh-TW"/>
         </w:rPr>
       </w:pPr>
@@ -286,16 +252,7 @@
           <w:sz w:val="24"/>
           <w:lang w:eastAsia="zh-TW"/>
         </w:rPr>
-        <w:t xml:space="preserve">1. </w:t>
-      </w:r>
-      <w:r>
-        <w:rPr>
-          <w:rFonts w:ascii="標楷體" w:eastAsia="標楷體" w:hAnsi="標楷體"/>
-          <w:b/>
-          <w:sz w:val="24"/>
-          <w:lang w:eastAsia="zh-TW"/>
-        </w:rPr>
-        <w:t>拍照學習：</w:t>
+        <w:t>1. 拍照學習：</w:t>
       </w:r>
       <w:r>
         <w:rPr>
@@ -303,23 +260,7 @@
           <w:sz w:val="24"/>
           <w:lang w:eastAsia="zh-TW"/>
         </w:rPr>
-        <w:t>透過</w:t>
-      </w:r>
-      <w:r>
-        <w:rPr>
-          <w:rFonts w:ascii="標楷體" w:eastAsia="標楷體" w:hAnsi="標楷體"/>
-          <w:sz w:val="24"/>
-          <w:lang w:eastAsia="zh-TW"/>
-        </w:rPr>
-        <w:t xml:space="preserve"> Google Gemini AI </w:t>
-      </w:r>
-      <w:r>
-        <w:rPr>
-          <w:rFonts w:ascii="標楷體" w:eastAsia="標楷體" w:hAnsi="標楷體"/>
-          <w:sz w:val="24"/>
-          <w:lang w:eastAsia="zh-TW"/>
-        </w:rPr>
-        <w:t>辨識場景圖片，自動生成日文單字、假名與分級例句，實現「即拍即學」。</w:t>
+        <w:t>透過 Google Gemini AI 辨識場景圖片，自動生成日文單字、假名與分級例句，實現「即拍即學」</w:t>
       </w:r>
     </w:p>
     <w:p>
@@ -327,6 +268,7 @@
         <w:spacing w:before="40" w:after="40" w:line="400" w:lineRule="exact"/>
         <w:ind w:left="340" w:hanging="340"/>
         <w:rPr>
+          <w:rFonts w:hint="eastAsia"/>
           <w:lang w:eastAsia="zh-TW"/>
         </w:rPr>
       </w:pPr>
@@ -337,16 +279,7 @@
           <w:sz w:val="24"/>
           <w:lang w:eastAsia="zh-TW"/>
         </w:rPr>
-        <w:t xml:space="preserve">2. AI </w:t>
-      </w:r>
-      <w:r>
-        <w:rPr>
-          <w:rFonts w:ascii="標楷體" w:eastAsia="標楷體" w:hAnsi="標楷體"/>
-          <w:b/>
-          <w:sz w:val="24"/>
-          <w:lang w:eastAsia="zh-TW"/>
-        </w:rPr>
-        <w:t>情境對話：</w:t>
+        <w:t>2. AI 情境對話：</w:t>
       </w:r>
       <w:r>
         <w:rPr>
@@ -354,39 +287,7 @@
           <w:sz w:val="24"/>
           <w:lang w:eastAsia="zh-TW"/>
         </w:rPr>
-        <w:t>提供</w:t>
-      </w:r>
-      <w:r>
-        <w:rPr>
-          <w:rFonts w:ascii="標楷體" w:eastAsia="標楷體" w:hAnsi="標楷體"/>
-          <w:sz w:val="24"/>
-          <w:lang w:eastAsia="zh-TW"/>
-        </w:rPr>
-        <w:t xml:space="preserve"> AI </w:t>
-      </w:r>
-      <w:r>
-        <w:rPr>
-          <w:rFonts w:ascii="標楷體" w:eastAsia="標楷體" w:hAnsi="標楷體"/>
-          <w:sz w:val="24"/>
-          <w:lang w:eastAsia="zh-TW"/>
-        </w:rPr>
-        <w:t>家教與角色扮演模式，選擇場景與</w:t>
-      </w:r>
-      <w:r>
-        <w:rPr>
-          <w:rFonts w:ascii="標楷體" w:eastAsia="標楷體" w:hAnsi="標楷體"/>
-          <w:sz w:val="24"/>
-          <w:lang w:eastAsia="zh-TW"/>
-        </w:rPr>
-        <w:t xml:space="preserve"> AI </w:t>
-      </w:r>
-      <w:r>
-        <w:rPr>
-          <w:rFonts w:ascii="標楷體" w:eastAsia="標楷體" w:hAnsi="標楷體"/>
-          <w:sz w:val="24"/>
-          <w:lang w:eastAsia="zh-TW"/>
-        </w:rPr>
-        <w:t>進行日文對話，即時獲得文法糾正與建議。</w:t>
+        <w:t>提供 AI 家教與角色扮演模式，選擇場景與 AI 進行日文對話，即時獲得糾正與建議</w:t>
       </w:r>
     </w:p>
     <w:p>
@@ -394,6 +295,7 @@
         <w:spacing w:before="40" w:after="40" w:line="400" w:lineRule="exact"/>
         <w:ind w:left="340" w:hanging="340"/>
         <w:rPr>
+          <w:rFonts w:hint="eastAsia"/>
           <w:lang w:eastAsia="zh-TW"/>
         </w:rPr>
       </w:pPr>
@@ -404,16 +306,7 @@
           <w:sz w:val="24"/>
           <w:lang w:eastAsia="zh-TW"/>
         </w:rPr>
-        <w:t xml:space="preserve">3. </w:t>
-      </w:r>
-      <w:r>
-        <w:rPr>
-          <w:rFonts w:ascii="標楷體" w:eastAsia="標楷體" w:hAnsi="標楷體"/>
-          <w:b/>
-          <w:sz w:val="24"/>
-          <w:lang w:eastAsia="zh-TW"/>
-        </w:rPr>
-        <w:t>單字收藏管理：</w:t>
+        <w:t>3. 單字收藏管理：</w:t>
       </w:r>
       <w:r>
         <w:rPr>
@@ -421,39 +314,7 @@
           <w:sz w:val="24"/>
           <w:lang w:eastAsia="zh-TW"/>
         </w:rPr>
-        <w:t>支援單字收藏、自訂資料夾分類與搜尋，預設上限</w:t>
-      </w:r>
-      <w:r>
-        <w:rPr>
-          <w:rFonts w:ascii="標楷體" w:eastAsia="標楷體" w:hAnsi="標楷體"/>
-          <w:sz w:val="24"/>
-          <w:lang w:eastAsia="zh-TW"/>
-        </w:rPr>
-        <w:t xml:space="preserve"> 50 </w:t>
-      </w:r>
-      <w:r>
-        <w:rPr>
-          <w:rFonts w:ascii="標楷體" w:eastAsia="標楷體" w:hAnsi="標楷體"/>
-          <w:sz w:val="24"/>
-          <w:lang w:eastAsia="zh-TW"/>
-        </w:rPr>
-        <w:t>個，可透過點數擴充至</w:t>
-      </w:r>
-      <w:r>
-        <w:rPr>
-          <w:rFonts w:ascii="標楷體" w:eastAsia="標楷體" w:hAnsi="標楷體"/>
-          <w:sz w:val="24"/>
-          <w:lang w:eastAsia="zh-TW"/>
-        </w:rPr>
-        <w:t xml:space="preserve"> 1,000 </w:t>
-      </w:r>
-      <w:r>
-        <w:rPr>
-          <w:rFonts w:ascii="標楷體" w:eastAsia="標楷體" w:hAnsi="標楷體"/>
-          <w:sz w:val="24"/>
-          <w:lang w:eastAsia="zh-TW"/>
-        </w:rPr>
-        <w:t>個。</w:t>
+        <w:t>支援單字收藏、自訂資料夾分類與搜尋，預設上限 50 個，可透過點數擴充至 1,000 個</w:t>
       </w:r>
     </w:p>
     <w:p>
@@ -461,6 +322,7 @@
         <w:spacing w:before="40" w:after="40" w:line="400" w:lineRule="exact"/>
         <w:ind w:left="340" w:hanging="340"/>
         <w:rPr>
+          <w:rFonts w:hint="eastAsia"/>
           <w:lang w:eastAsia="zh-TW"/>
         </w:rPr>
       </w:pPr>
@@ -471,16 +333,7 @@
           <w:sz w:val="24"/>
           <w:lang w:eastAsia="zh-TW"/>
         </w:rPr>
-        <w:t xml:space="preserve">4. </w:t>
-      </w:r>
-      <w:r>
-        <w:rPr>
-          <w:rFonts w:ascii="標楷體" w:eastAsia="標楷體" w:hAnsi="標楷體"/>
-          <w:b/>
-          <w:sz w:val="24"/>
-          <w:lang w:eastAsia="zh-TW"/>
-        </w:rPr>
-        <w:t>個人學習中心：</w:t>
+        <w:t>4. 個人學習中心：</w:t>
       </w:r>
       <w:r>
         <w:rPr>
@@ -488,7 +341,7 @@
           <w:sz w:val="24"/>
           <w:lang w:eastAsia="zh-TW"/>
         </w:rPr>
-        <w:t>顯示能力雷達圖與成就徽章，根據學習行為（連續登入、累積拍照等）自動解鎖徽章。</w:t>
+        <w:t>顯示成就徽章，根據學習行為（連續登入、累積拍照等）自動解鎖徽章</w:t>
       </w:r>
     </w:p>
     <w:p>
@@ -496,6 +349,7 @@
         <w:spacing w:before="40" w:after="40" w:line="400" w:lineRule="exact"/>
         <w:ind w:left="340" w:hanging="340"/>
         <w:rPr>
+          <w:rFonts w:hint="eastAsia"/>
           <w:lang w:eastAsia="zh-TW"/>
         </w:rPr>
       </w:pPr>
@@ -506,16 +360,7 @@
           <w:sz w:val="24"/>
           <w:lang w:eastAsia="zh-TW"/>
         </w:rPr>
-        <w:t xml:space="preserve">5. </w:t>
-      </w:r>
-      <w:r>
-        <w:rPr>
-          <w:rFonts w:ascii="標楷體" w:eastAsia="標楷體" w:hAnsi="標楷體"/>
-          <w:b/>
-          <w:sz w:val="24"/>
-          <w:lang w:eastAsia="zh-TW"/>
-        </w:rPr>
-        <w:t>社群互動與學習小組：</w:t>
+        <w:t>5. 社群互動與學習小組：</w:t>
       </w:r>
       <w:r>
         <w:rPr>
@@ -523,7 +368,7 @@
           <w:sz w:val="24"/>
           <w:lang w:eastAsia="zh-TW"/>
         </w:rPr>
-        <w:t>好友系統與學習小組功能，設定共同目標並追蹤進度，每週自動結算並發放點數獎勵。</w:t>
+        <w:t>好友系統與學習小組功能，設定共同目標並追蹤進度，每週自動結算並發放點數獎勵</w:t>
       </w:r>
     </w:p>
     <w:p>
@@ -531,6 +376,7 @@
         <w:spacing w:before="40" w:after="40" w:line="400" w:lineRule="exact"/>
         <w:ind w:left="340" w:hanging="340"/>
         <w:rPr>
+          <w:rFonts w:hint="eastAsia"/>
           <w:lang w:eastAsia="zh-TW"/>
         </w:rPr>
       </w:pPr>
@@ -541,25 +387,7 @@
           <w:sz w:val="24"/>
           <w:lang w:eastAsia="zh-TW"/>
         </w:rPr>
-        <w:t xml:space="preserve">6. </w:t>
-      </w:r>
-      <w:r>
-        <w:rPr>
-          <w:rFonts w:ascii="標楷體" w:eastAsia="標楷體" w:hAnsi="標楷體"/>
-          <w:b/>
-          <w:sz w:val="24"/>
-          <w:lang w:eastAsia="zh-TW"/>
-        </w:rPr>
-        <w:t>訂閱與點數系</w:t>
-      </w:r>
-      <w:r>
-        <w:rPr>
-          <w:rFonts w:ascii="標楷體" w:eastAsia="標楷體" w:hAnsi="標楷體"/>
-          <w:b/>
-          <w:sz w:val="24"/>
-          <w:lang w:eastAsia="zh-TW"/>
-        </w:rPr>
-        <w:t>統：</w:t>
+        <w:t>6. 訂閱與點數系統：</w:t>
       </w:r>
       <w:r>
         <w:rPr>
@@ -567,63 +395,7 @@
           <w:sz w:val="24"/>
           <w:lang w:eastAsia="zh-TW"/>
         </w:rPr>
-        <w:t xml:space="preserve">Freemium </w:t>
-      </w:r>
-      <w:r>
-        <w:rPr>
-          <w:rFonts w:ascii="標楷體" w:eastAsia="標楷體" w:hAnsi="標楷體"/>
-          <w:sz w:val="24"/>
-          <w:lang w:eastAsia="zh-TW"/>
-        </w:rPr>
-        <w:t>模式，提供免費版、月訂閱（</w:t>
-      </w:r>
-      <w:r>
-        <w:rPr>
-          <w:rFonts w:ascii="標楷體" w:eastAsia="標楷體" w:hAnsi="標楷體"/>
-          <w:sz w:val="24"/>
-          <w:lang w:eastAsia="zh-TW"/>
-        </w:rPr>
-        <w:t>NT$149</w:t>
-      </w:r>
-      <w:r>
-        <w:rPr>
-          <w:rFonts w:ascii="標楷體" w:eastAsia="標楷體" w:hAnsi="標楷體"/>
-          <w:sz w:val="24"/>
-          <w:lang w:eastAsia="zh-TW"/>
-        </w:rPr>
-        <w:t>）及年訂閱（</w:t>
-      </w:r>
-      <w:r>
-        <w:rPr>
-          <w:rFonts w:ascii="標楷體" w:eastAsia="標楷體" w:hAnsi="標楷體"/>
-          <w:sz w:val="24"/>
-          <w:lang w:eastAsia="zh-TW"/>
-        </w:rPr>
-        <w:t>NT$1,290</w:t>
-      </w:r>
-      <w:r>
-        <w:rPr>
-          <w:rFonts w:ascii="標楷體" w:eastAsia="標楷體" w:hAnsi="標楷體"/>
-          <w:sz w:val="24"/>
-          <w:lang w:eastAsia="zh-TW"/>
-        </w:rPr>
-        <w:t>），支援信用卡與</w:t>
-      </w:r>
-      <w:r>
-        <w:rPr>
-          <w:rFonts w:ascii="標楷體" w:eastAsia="標楷體" w:hAnsi="標楷體"/>
-          <w:sz w:val="24"/>
-          <w:lang w:eastAsia="zh-TW"/>
-        </w:rPr>
-        <w:t xml:space="preserve"> Google Pay</w:t>
-      </w:r>
-      <w:r>
-        <w:rPr>
-          <w:rFonts w:ascii="標楷體" w:eastAsia="標楷體" w:hAnsi="標楷體"/>
-          <w:sz w:val="24"/>
-          <w:lang w:eastAsia="zh-TW"/>
-        </w:rPr>
-        <w:t>。</w:t>
+        <w:t>Freemium 模式，提供免費版、月訂閱（NT$149）及年訂閱（NT$1,290），支援信用卡與 Google Pay</w:t>
       </w:r>
     </w:p>
     <w:p>
@@ -631,6 +403,7 @@
         <w:spacing w:before="40" w:after="40" w:line="400" w:lineRule="exact"/>
         <w:ind w:left="340" w:hanging="340"/>
         <w:rPr>
+          <w:rFonts w:hint="eastAsia"/>
           <w:lang w:eastAsia="zh-TW"/>
         </w:rPr>
       </w:pPr>
@@ -641,16 +414,7 @@
           <w:sz w:val="24"/>
           <w:lang w:eastAsia="zh-TW"/>
         </w:rPr>
-        <w:t xml:space="preserve">7. </w:t>
-      </w:r>
-      <w:r>
-        <w:rPr>
-          <w:rFonts w:ascii="標楷體" w:eastAsia="標楷體" w:hAnsi="標楷體"/>
-          <w:b/>
-          <w:sz w:val="24"/>
-          <w:lang w:eastAsia="zh-TW"/>
-        </w:rPr>
-        <w:t>管理者後台：</w:t>
+        <w:t>7. 管理者後台：</w:t>
       </w:r>
       <w:r>
         <w:rPr>
@@ -658,7 +422,7 @@
           <w:sz w:val="24"/>
           <w:lang w:eastAsia="zh-TW"/>
         </w:rPr>
-        <w:t>提供使用者管理、點數方案、訂閱查看、單字管理、題目管理及意見回饋回覆等功能。</w:t>
+        <w:t>提供使用者管理、點數方案、訂閱查看、單字管理、題目管理及意見回饋回覆等功能</w:t>
       </w:r>
     </w:p>
     <w:p>
@@ -696,27 +460,11 @@
       </w:r>
       <w:r>
         <w:rPr>
-          <w:rFonts w:ascii="標楷體" w:eastAsia="標楷體" w:hAnsi="標楷體"/>
+          <w:rFonts w:ascii="標楷體" w:eastAsia="標楷體" w:hAnsi="標楷體" w:hint="eastAsia"/>
           <w:sz w:val="24"/>
           <w:lang w:eastAsia="zh-TW"/>
         </w:rPr>
-        <w:t>希望透過</w:t>
-      </w:r>
-      <w:r>
-        <w:rPr>
-          <w:rFonts w:ascii="標楷體" w:eastAsia="標楷體" w:hAnsi="標楷體"/>
-          <w:sz w:val="24"/>
-          <w:lang w:eastAsia="zh-TW"/>
-        </w:rPr>
-        <w:t xml:space="preserve"> AI </w:t>
-      </w:r>
-      <w:r>
-        <w:rPr>
-          <w:rFonts w:ascii="標楷體" w:eastAsia="標楷體" w:hAnsi="標楷體"/>
-          <w:sz w:val="24"/>
-          <w:lang w:eastAsia="zh-TW"/>
-        </w:rPr>
-        <w:t>情境對話突破「開口說」瓶頸，尋找低壓力練習環境的初至高階日語自學者</w:t>
+        <w:t>希望透過 AI 文字對話練習日語表達，尋找低壓力練習環境的初至高階日語自學者</w:t>
       </w:r>
     </w:p>
     <w:p>
@@ -733,15 +481,7 @@
           <w:sz w:val="24"/>
           <w:lang w:eastAsia="zh-TW"/>
         </w:rPr>
-        <w:t xml:space="preserve">2. </w:t>
-      </w:r>
-      <w:r>
-        <w:rPr>
-          <w:rFonts w:ascii="標楷體" w:eastAsia="標楷體" w:hAnsi="標楷體"/>
-          <w:sz w:val="24"/>
-          <w:lang w:eastAsia="zh-TW"/>
-        </w:rPr>
-        <w:t>計畫前往日本旅遊，需要行前快速累積實用會話能力並進行場景模擬的旅客</w:t>
+        <w:t>2. 計畫前往日本旅遊，需要行前快速累積實用會話能力並進行場景模擬的旅客</w:t>
       </w:r>
     </w:p>
     <w:p>
@@ -758,47 +498,7 @@
           <w:sz w:val="24"/>
           <w:lang w:eastAsia="zh-TW"/>
         </w:rPr>
-        <w:t xml:space="preserve">3. </w:t>
-      </w:r>
-      <w:r>
-        <w:rPr>
-          <w:rFonts w:ascii="標楷體" w:eastAsia="標楷體" w:hAnsi="標楷體"/>
-          <w:sz w:val="24"/>
-          <w:lang w:eastAsia="zh-TW"/>
-        </w:rPr>
-        <w:t>熱愛日本動漫、影視或音樂，希望理解原文內容並透過</w:t>
-      </w:r>
-      <w:r>
-        <w:rPr>
-          <w:rFonts w:ascii="標楷體" w:eastAsia="標楷體" w:hAnsi="標楷體"/>
-          <w:sz w:val="24"/>
-          <w:lang w:eastAsia="zh-TW"/>
-        </w:rPr>
-        <w:t xml:space="preserve"> AI </w:t>
-      </w:r>
-      <w:r>
-        <w:rPr>
-          <w:rFonts w:ascii="標楷體" w:eastAsia="標楷體" w:hAnsi="標楷體"/>
-          <w:sz w:val="24"/>
-          <w:lang w:eastAsia="zh-TW"/>
-        </w:rPr>
-        <w:t>角色扮演練習的</w:t>
-      </w:r>
-      <w:r>
-        <w:rPr>
-          <w:rFonts w:ascii="標楷體" w:eastAsia="標楷體" w:hAnsi="標楷體"/>
-          <w:sz w:val="24"/>
-          <w:lang w:eastAsia="zh-TW"/>
-        </w:rPr>
-        <w:t xml:space="preserve"> ACG </w:t>
-      </w:r>
-      <w:r>
-        <w:rPr>
-          <w:rFonts w:ascii="標楷體" w:eastAsia="標楷體" w:hAnsi="標楷體"/>
-          <w:sz w:val="24"/>
-          <w:lang w:eastAsia="zh-TW"/>
-        </w:rPr>
-        <w:t>愛好者</w:t>
+        <w:t>3. 熱愛日本動漫、影視或音樂，希望理解原文內容並透過 AI 角色扮演練習的 ACG 愛好者</w:t>
       </w:r>
     </w:p>
     <w:p>
@@ -815,24 +515,7 @@
           <w:sz w:val="24"/>
           <w:lang w:eastAsia="zh-TW"/>
         </w:rPr>
-        <w:lastRenderedPageBreak/>
-        <w:t xml:space="preserve">4. </w:t>
-      </w:r>
-      <w:r>
-        <w:rPr>
-          <w:rFonts w:ascii="標楷體" w:eastAsia="標楷體" w:hAnsi="標楷體"/>
-          <w:sz w:val="24"/>
-          <w:lang w:eastAsia="zh-TW"/>
-        </w:rPr>
-        <w:t>偏好</w:t>
-      </w:r>
-      <w:r>
-        <w:rPr>
-          <w:rFonts w:ascii="標楷體" w:eastAsia="標楷體" w:hAnsi="標楷體"/>
-          <w:sz w:val="24"/>
-          <w:lang w:eastAsia="zh-TW"/>
-        </w:rPr>
-        <w:t>從生活環境中學習，習慣透過拍照將身邊事物即時轉化為個人學習教材的使用者</w:t>
+        <w:t>4. 偏好從生活環境中學習，習慣透過拍照將身邊事物即時轉化為個人學習教材的使用者</w:t>
       </w:r>
     </w:p>
     <w:p>
@@ -849,6 +532,7 @@
           <w:sz w:val="26"/>
           <w:lang w:eastAsia="zh-TW"/>
         </w:rPr>
+        <w:lastRenderedPageBreak/>
         <w:t>四、系統特色</w:t>
       </w:r>
     </w:p>
@@ -867,16 +551,7 @@
           <w:sz w:val="24"/>
           <w:lang w:eastAsia="zh-TW"/>
         </w:rPr>
-        <w:t xml:space="preserve">1. </w:t>
-      </w:r>
-      <w:r>
-        <w:rPr>
-          <w:rFonts w:ascii="標楷體" w:eastAsia="標楷體" w:hAnsi="標楷體"/>
-          <w:b/>
-          <w:sz w:val="24"/>
-          <w:lang w:eastAsia="zh-TW"/>
-        </w:rPr>
-        <w:t>即拍即學：</w:t>
+        <w:t>1. 即拍即學：</w:t>
       </w:r>
       <w:r>
         <w:rPr>
@@ -884,23 +559,7 @@
           <w:sz w:val="24"/>
           <w:lang w:eastAsia="zh-TW"/>
         </w:rPr>
-        <w:t>用手機拍下生活中的日文場景，</w:t>
-      </w:r>
-      <w:r>
-        <w:rPr>
-          <w:rFonts w:ascii="標楷體" w:eastAsia="標楷體" w:hAnsi="標楷體"/>
-          <w:sz w:val="24"/>
-          <w:lang w:eastAsia="zh-TW"/>
-        </w:rPr>
-        <w:t xml:space="preserve">AI </w:t>
-      </w:r>
-      <w:r>
-        <w:rPr>
-          <w:rFonts w:ascii="標楷體" w:eastAsia="標楷體" w:hAnsi="標楷體"/>
-          <w:sz w:val="24"/>
-          <w:lang w:eastAsia="zh-TW"/>
-        </w:rPr>
-        <w:t>自動辨識並生成單字與例句，隨時隨地都能學</w:t>
+        <w:t>用手機拍下生活中的日文場景，AI 自動辨識並生成單字與例句，隨時隨地都能學</w:t>
       </w:r>
     </w:p>
     <w:p>
@@ -918,16 +577,7 @@
           <w:sz w:val="24"/>
           <w:lang w:eastAsia="zh-TW"/>
         </w:rPr>
-        <w:t xml:space="preserve">2. AI </w:t>
-      </w:r>
-      <w:r>
-        <w:rPr>
-          <w:rFonts w:ascii="標楷體" w:eastAsia="標楷體" w:hAnsi="標楷體"/>
-          <w:b/>
-          <w:sz w:val="24"/>
-          <w:lang w:eastAsia="zh-TW"/>
-        </w:rPr>
-        <w:t>對話練習：</w:t>
+        <w:t>2. AI 對話練習：</w:t>
       </w:r>
       <w:r>
         <w:rPr>
@@ -935,23 +585,7 @@
           <w:sz w:val="24"/>
           <w:lang w:eastAsia="zh-TW"/>
         </w:rPr>
-        <w:t>提供多種情境讓使用者和</w:t>
-      </w:r>
-      <w:r>
-        <w:rPr>
-          <w:rFonts w:ascii="標楷體" w:eastAsia="標楷體" w:hAnsi="標楷體"/>
-          <w:sz w:val="24"/>
-          <w:lang w:eastAsia="zh-TW"/>
-        </w:rPr>
-        <w:t xml:space="preserve"> AI </w:t>
-      </w:r>
-      <w:r>
-        <w:rPr>
-          <w:rFonts w:ascii="標楷體" w:eastAsia="標楷體" w:hAnsi="標楷體"/>
-          <w:sz w:val="24"/>
-          <w:lang w:eastAsia="zh-TW"/>
-        </w:rPr>
-        <w:t>用日文對話，每次回覆都會給出文法建議，練習沒有壓力</w:t>
+        <w:t>提供多種情境讓使用者和 AI 用日文對話，每次回覆都會給出文法建議，練習沒有壓力</w:t>
       </w:r>
     </w:p>
     <w:p>
@@ -969,16 +603,7 @@
           <w:sz w:val="24"/>
           <w:lang w:eastAsia="zh-TW"/>
         </w:rPr>
-        <w:t xml:space="preserve">3. </w:t>
-      </w:r>
-      <w:r>
-        <w:rPr>
-          <w:rFonts w:ascii="標楷體" w:eastAsia="標楷體" w:hAnsi="標楷體"/>
-          <w:b/>
-          <w:sz w:val="24"/>
-          <w:lang w:eastAsia="zh-TW"/>
-        </w:rPr>
-        <w:t>成就系統與學習獎勵：</w:t>
+        <w:t>3. 成就系統與學習獎勵：</w:t>
       </w:r>
       <w:r>
         <w:rPr>
@@ -1004,16 +629,7 @@
           <w:sz w:val="24"/>
           <w:lang w:eastAsia="zh-TW"/>
         </w:rPr>
-        <w:t xml:space="preserve">4. </w:t>
-      </w:r>
-      <w:r>
-        <w:rPr>
-          <w:rFonts w:ascii="標楷體" w:eastAsia="標楷體" w:hAnsi="標楷體"/>
-          <w:b/>
-          <w:sz w:val="24"/>
-          <w:lang w:eastAsia="zh-TW"/>
-        </w:rPr>
-        <w:t>好友與學習小組：</w:t>
+        <w:t>4. 好友與學習小組：</w:t>
       </w:r>
       <w:r>
         <w:rPr>
@@ -1039,16 +655,7 @@
           <w:sz w:val="24"/>
           <w:lang w:eastAsia="zh-TW"/>
         </w:rPr>
-        <w:t xml:space="preserve">5. </w:t>
-      </w:r>
-      <w:r>
-        <w:rPr>
-          <w:rFonts w:ascii="標楷體" w:eastAsia="標楷體" w:hAnsi="標楷體"/>
-          <w:b/>
-          <w:sz w:val="24"/>
-          <w:lang w:eastAsia="zh-TW"/>
-        </w:rPr>
-        <w:t>彈性付費方式：</w:t>
+        <w:t>5. 彈性付費方式：</w:t>
       </w:r>
       <w:r>
         <w:rPr>
@@ -1056,15 +663,7 @@
           <w:sz w:val="24"/>
           <w:lang w:eastAsia="zh-TW"/>
         </w:rPr>
-        <w:t>提供免費版</w:t>
-      </w:r>
-      <w:r>
-        <w:rPr>
-          <w:rFonts w:ascii="標楷體" w:eastAsia="標楷體" w:hAnsi="標楷體"/>
-          <w:sz w:val="24"/>
-          <w:lang w:eastAsia="zh-TW"/>
-        </w:rPr>
-        <w:t>、點數加購與訂閱方案三種選擇，使用者可依需求自由選擇</w:t>
+        <w:t>提供免費版、點數加購與訂閱方案三種選擇，使用者可依需求自由選擇</w:t>
       </w:r>
     </w:p>
     <w:p>
@@ -1082,16 +681,7 @@
           <w:sz w:val="24"/>
           <w:lang w:eastAsia="zh-TW"/>
         </w:rPr>
-        <w:t xml:space="preserve">6. </w:t>
-      </w:r>
-      <w:r>
-        <w:rPr>
-          <w:rFonts w:ascii="標楷體" w:eastAsia="標楷體" w:hAnsi="標楷體"/>
-          <w:b/>
-          <w:sz w:val="24"/>
-          <w:lang w:eastAsia="zh-TW"/>
-        </w:rPr>
-        <w:t>完整管理後台：</w:t>
+        <w:t>6. 完整管理後台：</w:t>
       </w:r>
       <w:r>
         <w:rPr>
@@ -1125,49 +715,7 @@
           <w:rFonts w:ascii="標楷體" w:eastAsia="標楷體" w:hAnsi="標楷體"/>
           <w:sz w:val="24"/>
         </w:rPr>
-        <w:t xml:space="preserve">• </w:t>
-      </w:r>
-      <w:r>
-        <w:rPr>
-          <w:rFonts w:ascii="標楷體" w:eastAsia="標楷體" w:hAnsi="標楷體"/>
-          <w:sz w:val="24"/>
-        </w:rPr>
-        <w:t>前端：</w:t>
-      </w:r>
-      <w:r>
-        <w:rPr>
-          <w:rFonts w:ascii="標楷體" w:eastAsia="標楷體" w:hAnsi="標楷體"/>
-          <w:sz w:val="24"/>
-        </w:rPr>
-        <w:t>Flutter SDK</w:t>
-      </w:r>
-      <w:r>
-        <w:rPr>
-          <w:rFonts w:ascii="標楷體" w:eastAsia="標楷體" w:hAnsi="標楷體"/>
-          <w:sz w:val="24"/>
-        </w:rPr>
-        <w:t>（</w:t>
-      </w:r>
-      <w:r>
-        <w:rPr>
-          <w:rFonts w:ascii="標楷體" w:eastAsia="標楷體" w:hAnsi="標楷體"/>
-          <w:sz w:val="24"/>
-        </w:rPr>
-        <w:t>Dart</w:t>
-      </w:r>
-      <w:r>
-        <w:rPr>
-          <w:rFonts w:ascii="標楷體" w:eastAsia="標楷體" w:hAnsi="標楷體"/>
-          <w:sz w:val="24"/>
-        </w:rPr>
-        <w:t>）、</w:t>
-      </w:r>
-      <w:r>
-        <w:rPr>
-          <w:rFonts w:ascii="標楷體" w:eastAsia="標楷體" w:hAnsi="標楷體"/>
-          <w:sz w:val="24"/>
-        </w:rPr>
-        <w:t>Android Studio</w:t>
+        <w:t>• 前端：Flutter SDK（Dart）、Android Studio</w:t>
       </w:r>
     </w:p>
     <w:p>
@@ -1180,42 +728,7 @@
           <w:rFonts w:ascii="標楷體" w:eastAsia="標楷體" w:hAnsi="標楷體"/>
           <w:sz w:val="24"/>
         </w:rPr>
-        <w:t xml:space="preserve">• </w:t>
-      </w:r>
-      <w:r>
-        <w:rPr>
-          <w:rFonts w:ascii="標楷體" w:eastAsia="標楷體" w:hAnsi="標楷體"/>
-          <w:sz w:val="24"/>
-        </w:rPr>
-        <w:t>後端：</w:t>
-      </w:r>
-      <w:r>
-        <w:rPr>
-          <w:rFonts w:ascii="標楷體" w:eastAsia="標楷體" w:hAnsi="標楷體"/>
-          <w:sz w:val="24"/>
-        </w:rPr>
-        <w:t>Python</w:t>
-      </w:r>
-      <w:r>
-        <w:rPr>
-          <w:rFonts w:ascii="標楷體" w:eastAsia="標楷體" w:hAnsi="標楷體"/>
-          <w:sz w:val="24"/>
-        </w:rPr>
-        <w:t>、</w:t>
-      </w:r>
-      <w:r>
-        <w:rPr>
-          <w:rFonts w:ascii="標楷體" w:eastAsia="標楷體" w:hAnsi="標楷體"/>
-          <w:sz w:val="24"/>
-        </w:rPr>
-        <w:t xml:space="preserve">Flask </w:t>
-      </w:r>
-      <w:r>
-        <w:rPr>
-          <w:rFonts w:ascii="標楷體" w:eastAsia="標楷體" w:hAnsi="標楷體"/>
-          <w:sz w:val="24"/>
-        </w:rPr>
-        <w:t>框架</w:t>
+        <w:t>• 後端：Python、Flask 框架</w:t>
       </w:r>
     </w:p>
     <w:p>
@@ -1228,35 +741,7 @@
           <w:rFonts w:ascii="標楷體" w:eastAsia="標楷體" w:hAnsi="標楷體"/>
           <w:sz w:val="24"/>
         </w:rPr>
-        <w:t xml:space="preserve">• </w:t>
-      </w:r>
-      <w:r>
-        <w:rPr>
-          <w:rFonts w:ascii="標楷體" w:eastAsia="標楷體" w:hAnsi="標楷體"/>
-          <w:sz w:val="24"/>
-        </w:rPr>
-        <w:t>資料庫：</w:t>
-      </w:r>
-      <w:r>
-        <w:rPr>
-          <w:rFonts w:ascii="標楷體" w:eastAsia="標楷體" w:hAnsi="標楷體"/>
-          <w:sz w:val="24"/>
-        </w:rPr>
-        <w:t>SQLite</w:t>
-      </w:r>
-      <w:r>
-        <w:rPr>
-          <w:rFonts w:ascii="標楷體" w:eastAsia="標楷體" w:hAnsi="標楷體"/>
-          <w:sz w:val="24"/>
-        </w:rPr>
-        <w:t>、</w:t>
-      </w:r>
-      <w:r>
-        <w:rPr>
-          <w:rFonts w:ascii="標楷體" w:eastAsia="標楷體" w:hAnsi="標楷體"/>
-          <w:sz w:val="24"/>
-        </w:rPr>
-        <w:t>DB Browser for SQLite</w:t>
+        <w:t>• 資料庫：SQLite</w:t>
       </w:r>
     </w:p>
     <w:p>
@@ -1269,56 +754,7 @@
           <w:rFonts w:ascii="標楷體" w:eastAsia="標楷體" w:hAnsi="標楷體"/>
           <w:sz w:val="24"/>
         </w:rPr>
-        <w:t xml:space="preserve">• AI </w:t>
-      </w:r>
-      <w:r>
-        <w:rPr>
-          <w:rFonts w:ascii="標楷體" w:eastAsia="標楷體" w:hAnsi="標楷體"/>
-          <w:sz w:val="24"/>
-        </w:rPr>
-        <w:t>模型：</w:t>
-      </w:r>
-      <w:r>
-        <w:rPr>
-          <w:rFonts w:ascii="標楷體" w:eastAsia="標楷體" w:hAnsi="標楷體"/>
-          <w:sz w:val="24"/>
-        </w:rPr>
-        <w:t>Google Gemini API</w:t>
-      </w:r>
-      <w:r>
-        <w:rPr>
-          <w:rFonts w:ascii="標楷體" w:eastAsia="標楷體" w:hAnsi="標楷體"/>
-          <w:sz w:val="24"/>
-        </w:rPr>
-        <w:t>（</w:t>
-      </w:r>
-      <w:r>
-        <w:rPr>
-          <w:rFonts w:ascii="標楷體" w:eastAsia="標楷體" w:hAnsi="標楷體"/>
-          <w:sz w:val="24"/>
-        </w:rPr>
-        <w:t>gemini-2.5-flash</w:t>
-      </w:r>
-      <w:r>
-        <w:rPr>
-          <w:rFonts w:ascii="標楷體" w:eastAsia="標楷體" w:hAnsi="標楷體"/>
-          <w:sz w:val="24"/>
-        </w:rPr>
-        <w:t>，影像辨識與</w:t>
-      </w:r>
-      <w:r>
-        <w:rPr>
-          <w:rFonts w:ascii="標楷體" w:eastAsia="標楷體" w:hAnsi="標楷體"/>
-          <w:sz w:val="24"/>
-        </w:rPr>
-        <w:t xml:space="preserve"> AI </w:t>
-      </w:r>
-      <w:r>
-        <w:rPr>
-          <w:rFonts w:ascii="標楷體" w:eastAsia="標楷體" w:hAnsi="標楷體"/>
-          <w:sz w:val="24"/>
-        </w:rPr>
-        <w:t>對話）</w:t>
+        <w:t>• AI 模型：Google Gemini API（gemini-2.5-flash，影像辨識與 AI 對話）</w:t>
       </w:r>
     </w:p>
     <w:p>
@@ -1331,42 +767,7 @@
           <w:rFonts w:ascii="標楷體" w:eastAsia="標楷體" w:hAnsi="標楷體"/>
           <w:sz w:val="24"/>
         </w:rPr>
-        <w:t xml:space="preserve">• </w:t>
-      </w:r>
-      <w:r>
-        <w:rPr>
-          <w:rFonts w:ascii="標楷體" w:eastAsia="標楷體" w:hAnsi="標楷體"/>
-          <w:sz w:val="24"/>
-        </w:rPr>
-        <w:t>身份驗證：</w:t>
-      </w:r>
-      <w:r>
-        <w:rPr>
-          <w:rFonts w:ascii="標楷體" w:eastAsia="標楷體" w:hAnsi="標楷體"/>
-          <w:sz w:val="24"/>
-        </w:rPr>
-        <w:t>Firebase Authentication</w:t>
-      </w:r>
-      <w:r>
-        <w:rPr>
-          <w:rFonts w:ascii="標楷體" w:eastAsia="標楷體" w:hAnsi="標楷體"/>
-          <w:sz w:val="24"/>
-        </w:rPr>
-        <w:t>（</w:t>
-      </w:r>
-      <w:r>
-        <w:rPr>
-          <w:rFonts w:ascii="標楷體" w:eastAsia="標楷體" w:hAnsi="標楷體"/>
-          <w:sz w:val="24"/>
-        </w:rPr>
-        <w:t xml:space="preserve">Google </w:t>
-      </w:r>
-      <w:r>
-        <w:rPr>
-          <w:rFonts w:ascii="標楷體" w:eastAsia="標楷體" w:hAnsi="標楷體"/>
-          <w:sz w:val="24"/>
-        </w:rPr>
-        <w:t>第三方登入）</w:t>
+        <w:t>• 身份驗證：Firebase Authentication（Google 第三方登入）</w:t>
       </w:r>
     </w:p>
     <w:p>
@@ -1400,31 +801,7 @@
           <w:sz w:val="24"/>
           <w:lang w:eastAsia="zh-TW"/>
         </w:rPr>
-        <w:t xml:space="preserve">• </w:t>
-      </w:r>
-      <w:r>
-        <w:rPr>
-          <w:rFonts w:ascii="標楷體" w:eastAsia="標楷體" w:hAnsi="標楷體"/>
-          <w:sz w:val="24"/>
-          <w:lang w:eastAsia="zh-TW"/>
-        </w:rPr>
-        <w:t>適用平台：</w:t>
-      </w:r>
-      <w:r>
-        <w:rPr>
-          <w:rFonts w:ascii="標楷體" w:eastAsia="標楷體" w:hAnsi="標楷體"/>
-          <w:sz w:val="24"/>
-          <w:lang w:eastAsia="zh-TW"/>
-        </w:rPr>
-        <w:t xml:space="preserve">Android 8.0 </w:t>
-      </w:r>
-      <w:r>
-        <w:rPr>
-          <w:rFonts w:ascii="標楷體" w:eastAsia="標楷體" w:hAnsi="標楷體"/>
-          <w:sz w:val="24"/>
-          <w:lang w:eastAsia="zh-TW"/>
-        </w:rPr>
-        <w:t>以上</w:t>
+        <w:t>• 適用平台：Android 8.0 以上</w:t>
       </w:r>
     </w:p>
     <w:p>
@@ -1441,15 +818,7 @@
           <w:sz w:val="24"/>
           <w:lang w:eastAsia="zh-TW"/>
         </w:rPr>
-        <w:t xml:space="preserve">• </w:t>
-      </w:r>
-      <w:r>
-        <w:rPr>
-          <w:rFonts w:ascii="標楷體" w:eastAsia="標楷體" w:hAnsi="標楷體"/>
-          <w:sz w:val="24"/>
-          <w:lang w:eastAsia="zh-TW"/>
-        </w:rPr>
-        <w:t>使用者設備：具備網路連線與相機功能的智慧型手機</w:t>
+        <w:t>• 使用者設備：具備網路連線與相機功能的智慧型手機</w:t>
       </w:r>
     </w:p>
     <w:p>
@@ -1466,63 +835,7 @@
           <w:sz w:val="24"/>
           <w:lang w:eastAsia="zh-TW"/>
         </w:rPr>
-        <w:t xml:space="preserve">• </w:t>
-      </w:r>
-      <w:r>
-        <w:rPr>
-          <w:rFonts w:ascii="標楷體" w:eastAsia="標楷體" w:hAnsi="標楷體"/>
-          <w:sz w:val="24"/>
-          <w:lang w:eastAsia="zh-TW"/>
-        </w:rPr>
-        <w:t>開發環境：</w:t>
-      </w:r>
-      <w:r>
-        <w:rPr>
-          <w:rFonts w:ascii="標楷體" w:eastAsia="標楷體" w:hAnsi="標楷體"/>
-          <w:sz w:val="24"/>
-          <w:lang w:eastAsia="zh-TW"/>
-        </w:rPr>
-        <w:t>Windows 10/11</w:t>
-      </w:r>
-      <w:r>
-        <w:rPr>
-          <w:rFonts w:ascii="標楷體" w:eastAsia="標楷體" w:hAnsi="標楷體"/>
-          <w:sz w:val="24"/>
-          <w:lang w:eastAsia="zh-TW"/>
-        </w:rPr>
-        <w:t>，建議</w:t>
-      </w:r>
-      <w:r>
-        <w:rPr>
-          <w:rFonts w:ascii="標楷體" w:eastAsia="標楷體" w:hAnsi="標楷體"/>
-          <w:sz w:val="24"/>
-          <w:lang w:eastAsia="zh-TW"/>
-        </w:rPr>
-        <w:t xml:space="preserve"> RAM 8GB </w:t>
-      </w:r>
-      <w:r>
-        <w:rPr>
-          <w:rFonts w:ascii="標楷體" w:eastAsia="標楷體" w:hAnsi="標楷體"/>
-          <w:sz w:val="24"/>
-          <w:lang w:eastAsia="zh-TW"/>
-        </w:rPr>
-        <w:t>以上、</w:t>
-      </w:r>
-      <w:r>
-        <w:rPr>
-          <w:rFonts w:ascii="標楷體" w:eastAsia="標楷體" w:hAnsi="標楷體"/>
-          <w:sz w:val="24"/>
-          <w:lang w:eastAsia="zh-TW"/>
-        </w:rPr>
-        <w:t xml:space="preserve">SSD 50GB </w:t>
-      </w:r>
-      <w:r>
-        <w:rPr>
-          <w:rFonts w:ascii="標楷體" w:eastAsia="標楷體" w:hAnsi="標楷體"/>
-          <w:sz w:val="24"/>
-          <w:lang w:eastAsia="zh-TW"/>
-        </w:rPr>
-        <w:t>以上可用空間</w:t>
+        <w:t>• 開發環境：Windows 10/11，建議 RAM 8GB 以上、SSD 50GB 以上可用空間</w:t>
       </w:r>
     </w:p>
     <w:p>
@@ -1539,15 +852,7 @@
           <w:sz w:val="24"/>
           <w:lang w:eastAsia="zh-TW"/>
         </w:rPr>
-        <w:t xml:space="preserve">• </w:t>
-      </w:r>
-      <w:r>
-        <w:rPr>
-          <w:rFonts w:ascii="標楷體" w:eastAsia="標楷體" w:hAnsi="標楷體"/>
-          <w:sz w:val="24"/>
-          <w:lang w:eastAsia="zh-TW"/>
-        </w:rPr>
-        <w:t>資料安全：使用者密碼加密儲存，信用卡等敏感資料不保存於本系統</w:t>
+        <w:t>• 資料安全：使用者密碼加密儲存，信用卡等敏感資料不保存於本系統</w:t>
       </w:r>
     </w:p>
     <w:p>
@@ -1581,63 +886,7 @@
           <w:sz w:val="24"/>
           <w:lang w:eastAsia="zh-TW"/>
         </w:rPr>
-        <w:t xml:space="preserve">Snap to Learn </w:t>
-      </w:r>
-      <w:r>
-        <w:rPr>
-          <w:rFonts w:ascii="標楷體" w:eastAsia="標楷體" w:hAnsi="標楷體"/>
-          <w:sz w:val="24"/>
-          <w:lang w:eastAsia="zh-TW"/>
-        </w:rPr>
-        <w:t>結合拍照學習與</w:t>
-      </w:r>
-      <w:r>
-        <w:rPr>
-          <w:rFonts w:ascii="標楷體" w:eastAsia="標楷體" w:hAnsi="標楷體"/>
-          <w:sz w:val="24"/>
-          <w:lang w:eastAsia="zh-TW"/>
-        </w:rPr>
-        <w:t xml:space="preserve"> AI </w:t>
-      </w:r>
-      <w:r>
-        <w:rPr>
-          <w:rFonts w:ascii="標楷體" w:eastAsia="標楷體" w:hAnsi="標楷體"/>
-          <w:sz w:val="24"/>
-          <w:lang w:eastAsia="zh-TW"/>
-        </w:rPr>
-        <w:t>對話兩大核心功能，讓使用者在日常生活中就能累積日文實力，不需要特別找時間坐下來背單字。透過成就系統與學習小組，使用者也能在朋友的陪伴下持續學習，不容易半途而廢。這個專題讓我們從頭到尾完整做了一個包含前端、後端、資料庫與</w:t>
-      </w:r>
-      <w:r>
-        <w:rPr>
-          <w:rFonts w:ascii="標楷體" w:eastAsia="標楷體" w:hAnsi="標楷體"/>
-          <w:sz w:val="24"/>
-          <w:lang w:eastAsia="zh-TW"/>
-        </w:rPr>
-        <w:t xml:space="preserve"> AI </w:t>
-      </w:r>
-      <w:r>
-        <w:rPr>
-          <w:rFonts w:ascii="標楷體" w:eastAsia="標楷體" w:hAnsi="標楷體"/>
-          <w:sz w:val="24"/>
-          <w:lang w:eastAsia="zh-TW"/>
-        </w:rPr>
-        <w:t>串接的系統，累積了許多實際的開發經驗。未來希望能持續改善</w:t>
-      </w:r>
-      <w:r>
-        <w:rPr>
-          <w:rFonts w:ascii="標楷體" w:eastAsia="標楷體" w:hAnsi="標楷體"/>
-          <w:sz w:val="24"/>
-          <w:lang w:eastAsia="zh-TW"/>
-        </w:rPr>
-        <w:t xml:space="preserve"> AI </w:t>
-      </w:r>
-      <w:r>
-        <w:rPr>
-          <w:rFonts w:ascii="標楷體" w:eastAsia="標楷體" w:hAnsi="標楷體"/>
-          <w:sz w:val="24"/>
-          <w:lang w:eastAsia="zh-TW"/>
-        </w:rPr>
-        <w:t>辨識的準確度，並加入更多對話場景，讓系統變得更完整實用。</w:t>
+        <w:t>Snap to Learn 結合拍照學習與 AI 對話兩大核心功能，讓使用者在日常生活中就能累積日文實力，不需要特別找時間坐下來背單字。透過成就系統與學習小組，使用者也能在朋友的陪伴下持續學習，不容易半途而廢。這個專題讓我們從頭到尾完整做了一個包含前端、後端、資料庫與 AI 串接的系統，累積了許多實際的開發經驗。未來希望能持續改善 AI 辨識的準確度，並加入更多對話場景，讓系統變得更完整實用。</w:t>
       </w:r>
     </w:p>
     <w:sectPr>
@@ -2138,11 +1387,6 @@
     <w:lsdException w:name="Book Title" w:uiPriority="33" w:qFormat="1"/>
     <w:lsdException w:name="Bibliography" w:semiHidden="1" w:uiPriority="37" w:unhideWhenUsed="1"/>
     <w:lsdException w:name="TOC Heading" w:semiHidden="1" w:uiPriority="39" w:unhideWhenUsed="1" w:qFormat="1"/>
-    <w:lsdException w:name="Plain Table 5" w:semiHidden="1" w:unhideWhenUsed="1"/>
-    <w:lsdException w:name="Grid Table Light" w:semiHidden="1" w:unhideWhenUsed="1"/>
-    <w:lsdException w:name="Grid Table 1 Light" w:semiHidden="1" w:unhideWhenUsed="1"/>
-    <w:lsdException w:name="Grid Table 2" w:semiHidden="1" w:unhideWhenUsed="1"/>
-    <w:lsdException w:name="Grid Table 3" w:semiHidden="1" w:unhideWhenUsed="1"/>
     <w:lsdException w:name="Grid Table 4" w:uiPriority="49"/>
     <w:lsdException w:name="Grid Table 5 Dark" w:uiPriority="50"/>
     <w:lsdException w:name="Grid Table 6 Colorful" w:uiPriority="51"/>
